--- a/lab_6/калькулятор cocomo.docx
+++ b/lab_6/калькулятор cocomo.docx
@@ -513,10 +513,7 @@
     </w:p>
     <w:p>
       <w:r>
-        <w:t>Номинальная трудоемкость - Трудоемкость</w:t>
-      </w:r>
-      <w:r>
-        <w:t xml:space="preserve"> для идеального проекта, где все драйверы </w:t>
+        <w:t xml:space="preserve">Номинальная трудоемкость - Трудоемкость для идеального проекта, где все драйверы </w:t>
       </w:r>
     </w:p>
     <w:p>
@@ -1252,6 +1249,30 @@
         </w:rPr>
       </w:pPr>
     </w:p>
+    <w:p>
+      <w:pPr>
+        <w:rPr>
+          <w:shd w:val="clear" w:color="auto" w:fill="FFFFFF"/>
+          <w:lang w:val="ru-RU"/>
+        </w:rPr>
+      </w:pPr>
+    </w:p>
+    <w:p>
+      <w:pPr>
+        <w:rPr>
+          <w:shd w:val="clear" w:color="auto" w:fill="FFFFFF"/>
+          <w:lang w:val="ru-RU"/>
+        </w:rPr>
+      </w:pPr>
+    </w:p>
+    <w:p>
+      <w:pPr>
+        <w:rPr>
+          <w:shd w:val="clear" w:color="auto" w:fill="FFFFFF"/>
+          <w:lang w:val="ru-RU"/>
+        </w:rPr>
+      </w:pPr>
+    </w:p>
     <w:tbl>
       <w:tblPr>
         <w:tblW w:w="11280" w:type="dxa"/>
@@ -1297,6 +1318,7 @@
                 <w:shd w:val="clear" w:color="auto" w:fill="FFFFFF"/>
                 <w:lang w:val="ru-RU"/>
               </w:rPr>
+              <w:lastRenderedPageBreak/>
               <w:t>A (C1)</w:t>
             </w:r>
           </w:p>
@@ -1388,7 +1410,6 @@
                 <w:shd w:val="clear" w:color="auto" w:fill="FFFFFF"/>
                 <w:lang w:val="ru-RU"/>
               </w:rPr>
-              <w:lastRenderedPageBreak/>
               <w:t>B (P1)</w:t>
             </w:r>
           </w:p>
@@ -1712,6 +1733,7 @@
                 <w:lang w:val="ru-RU"/>
               </w:rPr>
             </w:pPr>
+            <w:proofErr w:type="gramStart"/>
             <w:r>
               <w:rPr>
                 <w:b/>
@@ -1721,6 +1743,7 @@
               </w:rPr>
               <w:t>&lt; 1</w:t>
             </w:r>
+            <w:proofErr w:type="gramEnd"/>
           </w:p>
         </w:tc>
         <w:tc>
@@ -1951,14 +1974,30 @@
           <w:shd w:val="clear" w:color="auto" w:fill="FFFFFF"/>
           <w:lang w:val="ru-RU"/>
         </w:rPr>
-        <w:t xml:space="preserve"> -- </w:t>
-      </w:r>
-      <w:r>
-        <w:rPr>
-          <w:shd w:val="clear" w:color="auto" w:fill="FFFFFF"/>
-          <w:lang w:val="ru-RU"/>
-        </w:rPr>
-        <w:t>Это график, показывающий, сколько человек работает над проектом в каждый месяц его разработки</w:t>
+        <w:t xml:space="preserve"> </w:t>
+      </w:r>
+      <w:proofErr w:type="gramStart"/>
+      <w:r>
+        <w:rPr>
+          <w:shd w:val="clear" w:color="auto" w:fill="FFFFFF"/>
+          <w:lang w:val="ru-RU"/>
+        </w:rPr>
+        <w:t xml:space="preserve">-- </w:t>
+      </w:r>
+      <w:r>
+        <w:rPr>
+          <w:shd w:val="clear" w:color="auto" w:fill="FFFFFF"/>
+          <w:lang w:val="ru-RU"/>
+        </w:rPr>
+        <w:t>Это</w:t>
+      </w:r>
+      <w:proofErr w:type="gramEnd"/>
+      <w:r>
+        <w:rPr>
+          <w:shd w:val="clear" w:color="auto" w:fill="FFFFFF"/>
+          <w:lang w:val="ru-RU"/>
+        </w:rPr>
+        <w:t xml:space="preserve"> график, показывающий, сколько человек работает над проектом в каждый месяц его разработки</w:t>
       </w:r>
     </w:p>
     <w:p>
@@ -2552,6 +2591,7 @@
   <w:style w:type="character" w:default="1" w:styleId="a0">
     <w:name w:val="Default Paragraph Font"/>
     <w:uiPriority w:val="1"/>
+    <w:semiHidden/>
     <w:unhideWhenUsed/>
   </w:style>
   <w:style w:type="table" w:default="1" w:styleId="a1">
